--- a/src/assets/Samil_Abud_Resume_2026.docx
+++ b/src/assets/Samil_Abud_Resume_2026.docx
@@ -140,10 +140,7 @@
         <w:t>AI/LLM-powered products</w:t>
       </w:r>
       <w:r>
-        <w:t xml:space="preserve">, </w:t>
-      </w:r>
-      <w:r>
-        <w:t>integrating the Anthropic Claude API into OCR and document-processing pipelines — and independently architecting full-stack platforms from database to deployment, including authentication, real-time messaging, and payments. Adept at leading cross-functional teams, mentoring junior developers, and collaborating with stakeholders to exceed project goals.</w:t>
+        <w:t xml:space="preserve">, integrating the Anthropic Claude API into OCR and document-processing pipelines — and independently architecting full-stack platforms from database to deployment, including authentication, real-time messaging, and payments. Adept at leading cross-functional teams, mentoring junior developers, and collaborating with stakeholders to exceed project goals.</w:t>
       </w:r>
     </w:p>
     <w:p>
@@ -319,7 +316,7 @@
           <w:i/>
           <w:sz w:val="21"/>
         </w:rPr>
-        <w:t>Senior Full-Stack &amp; AI Engineer (July 2025 – Present)</w:t>
+        <w:t>Senior Full-Stack &amp; AI Engineer (July 2025 – September 2026)</w:t>
       </w:r>
     </w:p>
     <w:p>
@@ -330,7 +327,7 @@
         <w:rPr>
           <w:sz w:val="21"/>
         </w:rPr>
-        <w:t>Engineer on a production, multi-tenant platform spanning physician, enterprise, and admin portals plus an OCR microservice — built with Next.js 14, TypeScript, Prisma/PostgreSQL (multi-schema), and AWS (CDK/EKS).</w:t>
+        <w:t>Engineered a production, multi-tenant platform spanning physician, enterprise, and admin portals plus an OCR microservice — built with Next.js 14, TypeScript, Prisma/PostgreSQL (multi-schema), and AWS (CDK/EKS).</w:t>
       </w:r>
     </w:p>
     <w:p>
@@ -341,20 +338,20 @@
         <w:rPr>
           <w:sz w:val="21"/>
         </w:rPr>
-        <w:t xml:space="preserve">Built and hardened an </w:t>
+        <w:t xml:space="preserve">Solo-built and owned the </w:t>
       </w:r>
       <w:r>
         <w:rPr>
           <w:b/>
           <w:sz w:val="21"/>
         </w:rPr>
-        <w:t>AI document-processing pipeline</w:t>
+        <w:t>AI document pipeline</w:t>
       </w:r>
       <w:r>
         <w:rPr>
           <w:sz w:val="21"/>
         </w:rPr>
-        <w:t xml:space="preserve"> on the Anthropic Claude API — credential extraction, model-tier routing, PDF rasterization fallbacks, and production observability/error tracking.</w:t>
+        <w:t xml:space="preserve">: a Python/Django OCR service extracts structured fields (license numbers, names, dates) from documents, then the Claude API structures the data, with prompt variants per document type. Fixed real bugs: hidden PDF text layers leaking into AI prompts, and nested JSON breaking the physician edit round-trip.</w:t>
       </w:r>
     </w:p>
     <w:p>
@@ -431,7 +428,7 @@
           <w:sz w:val="21"/>
         </w:rPr>
         <w:lastRenderedPageBreak/>
-        <w:t>Full-Stack Web Developer (July 2024 – February 2025)</w:t>
+        <w:t>Full-Stack Web Developer (June 2024 – February 2025)</w:t>
       </w:r>
     </w:p>
     <w:p>
@@ -461,15 +458,7 @@
         <w:pStyle w:val="ListBullet"/>
       </w:pPr>
       <w:r>
-        <w:t xml:space="preserve">(Continued active freelance work via Upwork through this period and into the </w:t>
-      </w:r>
-      <w:proofErr w:type="spellStart"/>
-      <w:r>
-        <w:t>Evercred</w:t>
-      </w:r>
-      <w:proofErr w:type="spellEnd"/>
-      <w:r>
-        <w:t xml:space="preserve"> role that followed.)</w:t>
+        <w:t xml:space="preserve">(Continued active freelance work via Upwork through this period and into the Evercred role that followed.)</w:t>
       </w:r>
     </w:p>
     <w:p>
@@ -647,19 +636,7 @@
         <w:rPr>
           <w:sz w:val="21"/>
         </w:rPr>
-        <w:t xml:space="preserve">Led a team of four to deploy an anti-money-laundering prevention system, achieving low bug counts and a </w:t>
-      </w:r>
-      <w:r>
-        <w:rPr>
-          <w:sz w:val="21"/>
-        </w:rPr>
-        <w:t>9</w:t>
-      </w:r>
-      <w:r>
-        <w:rPr>
-          <w:sz w:val="21"/>
-        </w:rPr>
-        <w:t>5% client satisfaction rating.</w:t>
+        <w:t xml:space="preserve">Led a team of four to deploy an anti-money-laundering prevention system, achieving low bug counts and a 95% client satisfaction rating.</w:t>
       </w:r>
     </w:p>
     <w:p>
@@ -751,6 +728,17 @@
           <w:sz w:val="26"/>
         </w:rPr>
         <w:t>CERTIFICATIONS</w:t>
+      </w:r>
+    </w:p>
+    <w:p>
+      <w:pPr>
+        <w:pStyle w:val="ListBullet"/>
+      </w:pPr>
+      <w:r>
+        <w:rPr>
+          <w:sz w:val="21"/>
+        </w:rPr>
+        <w:t>100 Days of Code: The Complete Python Pro Bootcamp — Udemy (2025)</w:t>
       </w:r>
     </w:p>
     <w:p>

--- a/src/assets/Samil_Abud_Resume_2026.docx
+++ b/src/assets/Samil_Abud_Resume_2026.docx
@@ -140,7 +140,7 @@
         <w:t>AI/LLM-powered products</w:t>
       </w:r>
       <w:r>
-        <w:t xml:space="preserve">, integrating the Anthropic Claude API into OCR and document-processing pipelines — and independently architecting full-stack platforms from database to deployment, including authentication, real-time messaging, and payments. Adept at leading cross-functional teams, mentoring junior developers, and collaborating with stakeholders to exceed project goals.</w:t>
+        <w:t xml:space="preserve">, integrating the Anthropic Claude API into vision-based document-processing pipelines — and independently architecting full-stack platforms from database to deployment, including authentication, real-time messaging, and payments. Adept at leading cross-functional teams, mentoring junior developers, and collaborating with stakeholders to exceed project goals.</w:t>
       </w:r>
     </w:p>
     <w:p>
@@ -206,7 +206,7 @@
         <w:rPr>
           <w:sz w:val="21"/>
         </w:rPr>
-        <w:t>Anthropic Claude API, LLM integration, OCR &amp; document data extraction, prompt engineering, AI-assisted / agent-driven development</w:t>
+        <w:t>Anthropic Claude API, LLM integration, vision-based document data extraction, prompt engineering, AI-assisted / agent-driven development</w:t>
       </w:r>
     </w:p>
     <w:p>
@@ -327,7 +327,7 @@
         <w:rPr>
           <w:sz w:val="21"/>
         </w:rPr>
-        <w:t>Engineered a production, multi-tenant platform spanning physician, enterprise, and admin portals plus an OCR microservice — built with Next.js 14, TypeScript, Prisma/PostgreSQL (multi-schema), and AWS (CDK/EKS).</w:t>
+        <w:t>Engineered a production, multi-tenant platform spanning physician, enterprise, and admin portals plus a document-processing microservice — built with Next.js 14, TypeScript, Prisma/PostgreSQL (multi-schema), and AWS (CDK/EKS).</w:t>
       </w:r>
     </w:p>
     <w:p>
@@ -351,7 +351,7 @@
         <w:rPr>
           <w:sz w:val="21"/>
         </w:rPr>
-        <w:t xml:space="preserve">: a Python/Django OCR service extracts structured fields (license numbers, names, dates) from documents, then the Claude API structures the data, with prompt variants per document type. Fixed real bugs: hidden PDF text layers leaking into AI prompts, and nested JSON breaking the physician edit round-trip.</w:t>
+        <w:t xml:space="preserve">: a Python/Django service preprocesses documents (page splitting, image prep), then Claude’s vision capability extracts structured fields (license numbers, names, dates) directly from the images, with prompt variants per document type. Fixed real bugs: added a fallback that cross-checks the PDF’s embedded text layer when extraction fails format validation, raising accuracy on affected credential types from ~70% to ~100%, and fixed nested JSON breaking the physician edit round-trip.</w:t>
       </w:r>
     </w:p>
     <w:p>
